--- a/REDES/T1 INTRODUCCIÓN A LAS REDES.docx
+++ b/REDES/T1 INTRODUCCIÓN A LAS REDES.docx
@@ -1925,6 +1925,1018 @@
           <w:szCs w:val="24"/>
         </w:rPr>
       </w:pPr>
+      <w:r>
+        <w:rPr>
+          <w:rFonts w:ascii="Times New Roman" w:hAnsi="Times New Roman" w:cs="Times New Roman"/>
+          <w:sz w:val="24"/>
+          <w:szCs w:val="24"/>
+        </w:rPr>
+        <w:t xml:space="preserve">CONFIGURACION DE IP A TRAVES DE LINUX: </w:t>
+      </w:r>
+    </w:p>
+    <w:p>
+      <w:pPr>
+        <w:pStyle w:val="Prrafodelista"/>
+        <w:numPr>
+          <w:ilvl w:val="0"/>
+          <w:numId w:val="1"/>
+        </w:numPr>
+        <w:jc w:val="both"/>
+        <w:rPr>
+          <w:rFonts w:ascii="Times New Roman" w:hAnsi="Times New Roman" w:cs="Times New Roman"/>
+          <w:sz w:val="24"/>
+          <w:szCs w:val="24"/>
+        </w:rPr>
+      </w:pPr>
+      <w:proofErr w:type="spellStart"/>
+      <w:r>
+        <w:rPr>
+          <w:rFonts w:ascii="Times New Roman" w:hAnsi="Times New Roman" w:cs="Times New Roman"/>
+          <w:sz w:val="24"/>
+          <w:szCs w:val="24"/>
+        </w:rPr>
+        <w:t>Ip</w:t>
+      </w:r>
+      <w:proofErr w:type="spellEnd"/>
+      <w:r>
+        <w:rPr>
+          <w:rFonts w:ascii="Times New Roman" w:hAnsi="Times New Roman" w:cs="Times New Roman"/>
+          <w:sz w:val="24"/>
+          <w:szCs w:val="24"/>
+        </w:rPr>
+        <w:t xml:space="preserve"> </w:t>
+      </w:r>
+      <w:proofErr w:type="spellStart"/>
+      <w:r>
+        <w:rPr>
+          <w:rFonts w:ascii="Times New Roman" w:hAnsi="Times New Roman" w:cs="Times New Roman"/>
+          <w:sz w:val="24"/>
+          <w:szCs w:val="24"/>
+        </w:rPr>
+        <w:t>adress</w:t>
+      </w:r>
+      <w:proofErr w:type="spellEnd"/>
+      <w:r>
+        <w:rPr>
+          <w:rFonts w:ascii="Times New Roman" w:hAnsi="Times New Roman" w:cs="Times New Roman"/>
+          <w:sz w:val="24"/>
+          <w:szCs w:val="24"/>
+        </w:rPr>
+        <w:t xml:space="preserve"> </w:t>
+      </w:r>
+      <w:proofErr w:type="spellStart"/>
+      <w:r>
+        <w:rPr>
+          <w:rFonts w:ascii="Times New Roman" w:hAnsi="Times New Roman" w:cs="Times New Roman"/>
+          <w:sz w:val="24"/>
+          <w:szCs w:val="24"/>
+        </w:rPr>
+        <w:t>add</w:t>
+      </w:r>
+      <w:proofErr w:type="spellEnd"/>
+      <w:r>
+        <w:rPr>
+          <w:rFonts w:ascii="Times New Roman" w:hAnsi="Times New Roman" w:cs="Times New Roman"/>
+          <w:sz w:val="24"/>
+          <w:szCs w:val="24"/>
+        </w:rPr>
+        <w:t xml:space="preserve"> </w:t>
+      </w:r>
+      <w:proofErr w:type="spellStart"/>
+      <w:r>
+        <w:rPr>
+          <w:rFonts w:ascii="Times New Roman" w:hAnsi="Times New Roman" w:cs="Times New Roman"/>
+          <w:sz w:val="24"/>
+          <w:szCs w:val="24"/>
+        </w:rPr>
+        <w:t>x.x.x.x</w:t>
+      </w:r>
+      <w:proofErr w:type="spellEnd"/>
+      <w:r>
+        <w:rPr>
+          <w:rFonts w:ascii="Times New Roman" w:hAnsi="Times New Roman" w:cs="Times New Roman"/>
+          <w:sz w:val="24"/>
+          <w:szCs w:val="24"/>
+        </w:rPr>
+        <w:t xml:space="preserve">/24 </w:t>
+      </w:r>
+      <w:proofErr w:type="spellStart"/>
+      <w:r>
+        <w:rPr>
+          <w:rFonts w:ascii="Times New Roman" w:hAnsi="Times New Roman" w:cs="Times New Roman"/>
+          <w:sz w:val="24"/>
+          <w:szCs w:val="24"/>
+        </w:rPr>
+        <w:t>dev</w:t>
+      </w:r>
+      <w:proofErr w:type="spellEnd"/>
+      <w:r>
+        <w:rPr>
+          <w:rFonts w:ascii="Times New Roman" w:hAnsi="Times New Roman" w:cs="Times New Roman"/>
+          <w:sz w:val="24"/>
+          <w:szCs w:val="24"/>
+        </w:rPr>
+        <w:t xml:space="preserve"> eth0. Abreviado </w:t>
+      </w:r>
+      <w:proofErr w:type="spellStart"/>
+      <w:r>
+        <w:rPr>
+          <w:rFonts w:ascii="Times New Roman" w:hAnsi="Times New Roman" w:cs="Times New Roman"/>
+          <w:sz w:val="24"/>
+          <w:szCs w:val="24"/>
+        </w:rPr>
+        <w:t>ip</w:t>
+      </w:r>
+      <w:proofErr w:type="spellEnd"/>
+      <w:r>
+        <w:rPr>
+          <w:rFonts w:ascii="Times New Roman" w:hAnsi="Times New Roman" w:cs="Times New Roman"/>
+          <w:sz w:val="24"/>
+          <w:szCs w:val="24"/>
+        </w:rPr>
+        <w:t xml:space="preserve"> a </w:t>
+      </w:r>
+      <w:proofErr w:type="spellStart"/>
+      <w:r>
+        <w:rPr>
+          <w:rFonts w:ascii="Times New Roman" w:hAnsi="Times New Roman" w:cs="Times New Roman"/>
+          <w:sz w:val="24"/>
+          <w:szCs w:val="24"/>
+        </w:rPr>
+        <w:t>a</w:t>
+      </w:r>
+      <w:proofErr w:type="spellEnd"/>
+      <w:r>
+        <w:rPr>
+          <w:rFonts w:ascii="Times New Roman" w:hAnsi="Times New Roman" w:cs="Times New Roman"/>
+          <w:sz w:val="24"/>
+          <w:szCs w:val="24"/>
+        </w:rPr>
+        <w:t xml:space="preserve"> </w:t>
+      </w:r>
+      <w:proofErr w:type="spellStart"/>
+      <w:r>
+        <w:rPr>
+          <w:rFonts w:ascii="Times New Roman" w:hAnsi="Times New Roman" w:cs="Times New Roman"/>
+          <w:sz w:val="24"/>
+          <w:szCs w:val="24"/>
+        </w:rPr>
+        <w:t>x.x.x.x</w:t>
+      </w:r>
+      <w:proofErr w:type="spellEnd"/>
+      <w:r>
+        <w:rPr>
+          <w:rFonts w:ascii="Times New Roman" w:hAnsi="Times New Roman" w:cs="Times New Roman"/>
+          <w:sz w:val="24"/>
+          <w:szCs w:val="24"/>
+        </w:rPr>
+        <w:t xml:space="preserve">/24 </w:t>
+      </w:r>
+      <w:proofErr w:type="spellStart"/>
+      <w:r>
+        <w:rPr>
+          <w:rFonts w:ascii="Times New Roman" w:hAnsi="Times New Roman" w:cs="Times New Roman"/>
+          <w:sz w:val="24"/>
+          <w:szCs w:val="24"/>
+        </w:rPr>
+        <w:t>dev</w:t>
+      </w:r>
+      <w:proofErr w:type="spellEnd"/>
+      <w:r>
+        <w:rPr>
+          <w:rFonts w:ascii="Times New Roman" w:hAnsi="Times New Roman" w:cs="Times New Roman"/>
+          <w:sz w:val="24"/>
+          <w:szCs w:val="24"/>
+        </w:rPr>
+        <w:t xml:space="preserve"> eth0.</w:t>
+      </w:r>
+      <w:r>
+        <w:rPr>
+          <w:rFonts w:ascii="Times New Roman" w:hAnsi="Times New Roman" w:cs="Times New Roman"/>
+          <w:sz w:val="24"/>
+          <w:szCs w:val="24"/>
+        </w:rPr>
+        <w:t xml:space="preserve"> </w:t>
+      </w:r>
+      <w:r>
+        <w:rPr>
+          <w:rFonts w:ascii="Times New Roman" w:hAnsi="Times New Roman" w:cs="Times New Roman"/>
+          <w:sz w:val="24"/>
+          <w:szCs w:val="24"/>
+        </w:rPr>
+        <w:t xml:space="preserve">Para mostrar la </w:t>
+      </w:r>
+      <w:proofErr w:type="spellStart"/>
+      <w:r>
+        <w:rPr>
+          <w:rFonts w:ascii="Times New Roman" w:hAnsi="Times New Roman" w:cs="Times New Roman"/>
+          <w:sz w:val="24"/>
+          <w:szCs w:val="24"/>
+        </w:rPr>
+        <w:t>ip</w:t>
+      </w:r>
+      <w:proofErr w:type="spellEnd"/>
+      <w:r>
+        <w:rPr>
+          <w:rFonts w:ascii="Times New Roman" w:hAnsi="Times New Roman" w:cs="Times New Roman"/>
+          <w:sz w:val="24"/>
+          <w:szCs w:val="24"/>
+        </w:rPr>
+        <w:t xml:space="preserve">, </w:t>
+      </w:r>
+      <w:proofErr w:type="spellStart"/>
+      <w:r>
+        <w:rPr>
+          <w:rFonts w:ascii="Times New Roman" w:hAnsi="Times New Roman" w:cs="Times New Roman"/>
+          <w:sz w:val="24"/>
+          <w:szCs w:val="24"/>
+        </w:rPr>
+        <w:t>ip</w:t>
+      </w:r>
+      <w:proofErr w:type="spellEnd"/>
+      <w:r>
+        <w:rPr>
+          <w:rFonts w:ascii="Times New Roman" w:hAnsi="Times New Roman" w:cs="Times New Roman"/>
+          <w:sz w:val="24"/>
+          <w:szCs w:val="24"/>
+        </w:rPr>
+        <w:t xml:space="preserve"> </w:t>
+      </w:r>
+      <w:proofErr w:type="spellStart"/>
+      <w:r>
+        <w:rPr>
+          <w:rFonts w:ascii="Times New Roman" w:hAnsi="Times New Roman" w:cs="Times New Roman"/>
+          <w:sz w:val="24"/>
+          <w:szCs w:val="24"/>
+        </w:rPr>
+        <w:t>adress</w:t>
+      </w:r>
+      <w:proofErr w:type="spellEnd"/>
+      <w:r>
+        <w:rPr>
+          <w:rFonts w:ascii="Times New Roman" w:hAnsi="Times New Roman" w:cs="Times New Roman"/>
+          <w:sz w:val="24"/>
+          <w:szCs w:val="24"/>
+        </w:rPr>
+        <w:t xml:space="preserve"> show. Lo que acabamos de configurar está en </w:t>
+      </w:r>
+      <w:proofErr w:type="spellStart"/>
+      <w:r>
+        <w:rPr>
+          <w:rFonts w:ascii="Times New Roman" w:hAnsi="Times New Roman" w:cs="Times New Roman"/>
+          <w:sz w:val="24"/>
+          <w:szCs w:val="24"/>
+        </w:rPr>
+        <w:t>inet</w:t>
+      </w:r>
+      <w:proofErr w:type="spellEnd"/>
+      <w:r>
+        <w:rPr>
+          <w:rFonts w:ascii="Times New Roman" w:hAnsi="Times New Roman" w:cs="Times New Roman"/>
+          <w:sz w:val="24"/>
+          <w:szCs w:val="24"/>
+        </w:rPr>
+        <w:t xml:space="preserve">. </w:t>
+      </w:r>
+    </w:p>
+    <w:p>
+      <w:pPr>
+        <w:pStyle w:val="Prrafodelista"/>
+        <w:numPr>
+          <w:ilvl w:val="0"/>
+          <w:numId w:val="1"/>
+        </w:numPr>
+        <w:jc w:val="both"/>
+        <w:rPr>
+          <w:rFonts w:ascii="Times New Roman" w:hAnsi="Times New Roman" w:cs="Times New Roman"/>
+          <w:sz w:val="24"/>
+          <w:szCs w:val="24"/>
+        </w:rPr>
+      </w:pPr>
+      <w:r>
+        <w:rPr>
+          <w:rFonts w:ascii="Times New Roman" w:hAnsi="Times New Roman" w:cs="Times New Roman"/>
+          <w:sz w:val="24"/>
+          <w:szCs w:val="24"/>
+        </w:rPr>
+        <w:t xml:space="preserve">Puedo mandar un ping diciendo ping y la </w:t>
+      </w:r>
+      <w:proofErr w:type="spellStart"/>
+      <w:r>
+        <w:rPr>
+          <w:rFonts w:ascii="Times New Roman" w:hAnsi="Times New Roman" w:cs="Times New Roman"/>
+          <w:sz w:val="24"/>
+          <w:szCs w:val="24"/>
+        </w:rPr>
+        <w:t>ip</w:t>
+      </w:r>
+      <w:proofErr w:type="spellEnd"/>
+      <w:r>
+        <w:rPr>
+          <w:rFonts w:ascii="Times New Roman" w:hAnsi="Times New Roman" w:cs="Times New Roman"/>
+          <w:sz w:val="24"/>
+          <w:szCs w:val="24"/>
+        </w:rPr>
+        <w:t xml:space="preserve"> de la máquina a la que quiero mandarlo. </w:t>
+      </w:r>
+    </w:p>
+    <w:p>
+      <w:pPr>
+        <w:pStyle w:val="Prrafodelista"/>
+        <w:numPr>
+          <w:ilvl w:val="0"/>
+          <w:numId w:val="1"/>
+        </w:numPr>
+        <w:jc w:val="both"/>
+        <w:rPr>
+          <w:rFonts w:ascii="Times New Roman" w:hAnsi="Times New Roman" w:cs="Times New Roman"/>
+          <w:sz w:val="24"/>
+          <w:szCs w:val="24"/>
+        </w:rPr>
+      </w:pPr>
+      <w:r>
+        <w:rPr>
+          <w:rFonts w:ascii="Times New Roman" w:hAnsi="Times New Roman" w:cs="Times New Roman"/>
+          <w:sz w:val="24"/>
+          <w:szCs w:val="24"/>
+        </w:rPr>
+        <w:t xml:space="preserve">Para conexión con otra máquina hacemos net </w:t>
+      </w:r>
+      <w:proofErr w:type="spellStart"/>
+      <w:r>
+        <w:rPr>
+          <w:rFonts w:ascii="Times New Roman" w:hAnsi="Times New Roman" w:cs="Times New Roman"/>
+          <w:sz w:val="24"/>
+          <w:szCs w:val="24"/>
+        </w:rPr>
+        <w:t>cut</w:t>
+      </w:r>
+      <w:proofErr w:type="spellEnd"/>
+      <w:r>
+        <w:rPr>
+          <w:rFonts w:ascii="Times New Roman" w:hAnsi="Times New Roman" w:cs="Times New Roman"/>
+          <w:sz w:val="24"/>
+          <w:szCs w:val="24"/>
+        </w:rPr>
+        <w:t xml:space="preserve">: </w:t>
+      </w:r>
+    </w:p>
+    <w:p>
+      <w:pPr>
+        <w:pStyle w:val="Prrafodelista"/>
+        <w:jc w:val="both"/>
+        <w:rPr>
+          <w:rFonts w:ascii="Times New Roman" w:hAnsi="Times New Roman" w:cs="Times New Roman"/>
+          <w:sz w:val="24"/>
+          <w:szCs w:val="24"/>
+        </w:rPr>
+      </w:pPr>
+      <w:r>
+        <w:rPr>
+          <w:rFonts w:ascii="Times New Roman" w:hAnsi="Times New Roman" w:cs="Times New Roman"/>
+          <w:sz w:val="24"/>
+          <w:szCs w:val="24"/>
+        </w:rPr>
+        <w:t xml:space="preserve">+ La máquina que hace de server: </w:t>
+      </w:r>
+      <w:proofErr w:type="spellStart"/>
+      <w:r>
+        <w:rPr>
+          <w:rFonts w:ascii="Times New Roman" w:hAnsi="Times New Roman" w:cs="Times New Roman"/>
+          <w:sz w:val="24"/>
+          <w:szCs w:val="24"/>
+        </w:rPr>
+        <w:t>Nc</w:t>
+      </w:r>
+      <w:proofErr w:type="spellEnd"/>
+      <w:r>
+        <w:rPr>
+          <w:rFonts w:ascii="Times New Roman" w:hAnsi="Times New Roman" w:cs="Times New Roman"/>
+          <w:sz w:val="24"/>
+          <w:szCs w:val="24"/>
+        </w:rPr>
+        <w:t xml:space="preserve"> –l –p x. O sea, activamos la escucha en cierto puerto. </w:t>
+      </w:r>
+    </w:p>
+    <w:p>
+      <w:pPr>
+        <w:pStyle w:val="Prrafodelista"/>
+        <w:jc w:val="both"/>
+        <w:rPr>
+          <w:rFonts w:ascii="Times New Roman" w:hAnsi="Times New Roman" w:cs="Times New Roman"/>
+          <w:sz w:val="24"/>
+          <w:szCs w:val="24"/>
+        </w:rPr>
+      </w:pPr>
+      <w:r>
+        <w:rPr>
+          <w:rFonts w:ascii="Times New Roman" w:hAnsi="Times New Roman" w:cs="Times New Roman"/>
+          <w:sz w:val="24"/>
+          <w:szCs w:val="24"/>
+        </w:rPr>
+        <w:t xml:space="preserve">+ La máquina que hace de cliente pone: </w:t>
+      </w:r>
+      <w:proofErr w:type="spellStart"/>
+      <w:r>
+        <w:rPr>
+          <w:rFonts w:ascii="Times New Roman" w:hAnsi="Times New Roman" w:cs="Times New Roman"/>
+          <w:sz w:val="24"/>
+          <w:szCs w:val="24"/>
+        </w:rPr>
+        <w:t>nc</w:t>
+      </w:r>
+      <w:proofErr w:type="spellEnd"/>
+      <w:r>
+        <w:rPr>
+          <w:rFonts w:ascii="Times New Roman" w:hAnsi="Times New Roman" w:cs="Times New Roman"/>
+          <w:sz w:val="24"/>
+          <w:szCs w:val="24"/>
+        </w:rPr>
+        <w:t xml:space="preserve"> ipMac2 </w:t>
+      </w:r>
+      <w:proofErr w:type="spellStart"/>
+      <w:r>
+        <w:rPr>
+          <w:rFonts w:ascii="Times New Roman" w:hAnsi="Times New Roman" w:cs="Times New Roman"/>
+          <w:sz w:val="24"/>
+          <w:szCs w:val="24"/>
+        </w:rPr>
+        <w:t>puertoActivo</w:t>
+      </w:r>
+      <w:proofErr w:type="spellEnd"/>
+      <w:r>
+        <w:rPr>
+          <w:rFonts w:ascii="Times New Roman" w:hAnsi="Times New Roman" w:cs="Times New Roman"/>
+          <w:sz w:val="24"/>
+          <w:szCs w:val="24"/>
+        </w:rPr>
+        <w:t xml:space="preserve">. </w:t>
+      </w:r>
+    </w:p>
+    <w:p>
+      <w:pPr>
+        <w:pStyle w:val="Prrafodelista"/>
+        <w:numPr>
+          <w:ilvl w:val="0"/>
+          <w:numId w:val="1"/>
+        </w:numPr>
+        <w:jc w:val="both"/>
+        <w:rPr>
+          <w:rFonts w:ascii="Times New Roman" w:hAnsi="Times New Roman" w:cs="Times New Roman"/>
+          <w:sz w:val="24"/>
+          <w:szCs w:val="24"/>
+        </w:rPr>
+      </w:pPr>
+      <w:r>
+        <w:rPr>
+          <w:rFonts w:ascii="Times New Roman" w:hAnsi="Times New Roman" w:cs="Times New Roman"/>
+          <w:sz w:val="24"/>
+          <w:szCs w:val="24"/>
+        </w:rPr>
+        <w:t xml:space="preserve">Lectura de tráfico con un </w:t>
+      </w:r>
+      <w:proofErr w:type="spellStart"/>
+      <w:r>
+        <w:rPr>
+          <w:rFonts w:ascii="Times New Roman" w:hAnsi="Times New Roman" w:cs="Times New Roman"/>
+          <w:sz w:val="24"/>
+          <w:szCs w:val="24"/>
+        </w:rPr>
+        <w:t>sniffer</w:t>
+      </w:r>
+      <w:proofErr w:type="spellEnd"/>
+      <w:r>
+        <w:rPr>
+          <w:rFonts w:ascii="Times New Roman" w:hAnsi="Times New Roman" w:cs="Times New Roman"/>
+          <w:sz w:val="24"/>
+          <w:szCs w:val="24"/>
+        </w:rPr>
+        <w:t xml:space="preserve">: </w:t>
+      </w:r>
+      <w:proofErr w:type="spellStart"/>
+      <w:r>
+        <w:rPr>
+          <w:rFonts w:ascii="Times New Roman" w:hAnsi="Times New Roman" w:cs="Times New Roman"/>
+          <w:sz w:val="24"/>
+          <w:szCs w:val="24"/>
+        </w:rPr>
+        <w:t>Wire</w:t>
+      </w:r>
+      <w:proofErr w:type="spellEnd"/>
+      <w:r>
+        <w:rPr>
+          <w:rFonts w:ascii="Times New Roman" w:hAnsi="Times New Roman" w:cs="Times New Roman"/>
+          <w:sz w:val="24"/>
+          <w:szCs w:val="24"/>
+        </w:rPr>
+        <w:t xml:space="preserve"> </w:t>
+      </w:r>
+      <w:proofErr w:type="spellStart"/>
+      <w:r>
+        <w:rPr>
+          <w:rFonts w:ascii="Times New Roman" w:hAnsi="Times New Roman" w:cs="Times New Roman"/>
+          <w:sz w:val="24"/>
+          <w:szCs w:val="24"/>
+        </w:rPr>
+        <w:t>shark</w:t>
+      </w:r>
+      <w:proofErr w:type="spellEnd"/>
+      <w:r>
+        <w:rPr>
+          <w:rFonts w:ascii="Times New Roman" w:hAnsi="Times New Roman" w:cs="Times New Roman"/>
+          <w:sz w:val="24"/>
+          <w:szCs w:val="24"/>
+        </w:rPr>
+        <w:t xml:space="preserve">. Se hace pulsando </w:t>
+      </w:r>
+      <w:proofErr w:type="spellStart"/>
+      <w:r>
+        <w:rPr>
+          <w:rFonts w:ascii="Times New Roman" w:hAnsi="Times New Roman" w:cs="Times New Roman"/>
+          <w:sz w:val="24"/>
+          <w:szCs w:val="24"/>
+        </w:rPr>
+        <w:t>start</w:t>
+      </w:r>
+      <w:proofErr w:type="spellEnd"/>
+      <w:r>
+        <w:rPr>
+          <w:rFonts w:ascii="Times New Roman" w:hAnsi="Times New Roman" w:cs="Times New Roman"/>
+          <w:sz w:val="24"/>
+          <w:szCs w:val="24"/>
+        </w:rPr>
+        <w:t xml:space="preserve"> capture en cualquiera de las redes. </w:t>
+      </w:r>
+    </w:p>
+    <w:p>
+      <w:pPr>
+        <w:jc w:val="both"/>
+        <w:rPr>
+          <w:rFonts w:ascii="Times New Roman" w:hAnsi="Times New Roman" w:cs="Times New Roman"/>
+          <w:sz w:val="24"/>
+          <w:szCs w:val="24"/>
+        </w:rPr>
+      </w:pPr>
+    </w:p>
+    <w:p>
+      <w:pPr>
+        <w:jc w:val="both"/>
+        <w:rPr>
+          <w:rFonts w:ascii="Times New Roman" w:hAnsi="Times New Roman" w:cs="Times New Roman"/>
+          <w:sz w:val="24"/>
+          <w:szCs w:val="24"/>
+        </w:rPr>
+      </w:pPr>
+      <w:r>
+        <w:rPr>
+          <w:rFonts w:ascii="Times New Roman" w:hAnsi="Times New Roman" w:cs="Times New Roman"/>
+          <w:sz w:val="24"/>
+          <w:szCs w:val="24"/>
+        </w:rPr>
+        <w:lastRenderedPageBreak/>
+        <w:t xml:space="preserve">TECNOLOGÍAS DE ACCESO RESIDENCIAL: </w:t>
+      </w:r>
+    </w:p>
+    <w:p>
+      <w:pPr>
+        <w:pStyle w:val="Prrafodelista"/>
+        <w:numPr>
+          <w:ilvl w:val="0"/>
+          <w:numId w:val="1"/>
+        </w:numPr>
+        <w:jc w:val="both"/>
+        <w:rPr>
+          <w:rFonts w:ascii="Times New Roman" w:hAnsi="Times New Roman" w:cs="Times New Roman"/>
+          <w:sz w:val="24"/>
+          <w:szCs w:val="24"/>
+        </w:rPr>
+      </w:pPr>
+      <w:r>
+        <w:rPr>
+          <w:rFonts w:ascii="Times New Roman" w:hAnsi="Times New Roman" w:cs="Times New Roman"/>
+          <w:sz w:val="24"/>
+          <w:szCs w:val="24"/>
+        </w:rPr>
+        <w:t xml:space="preserve">Modem convencional (dial-up modem): basado en la modulación y demodulación de los datos digitales en una señal analógica portadora. Utiliza la red telefónica básica. Tiene una velocidad bajísima (50kb/s) y de un solo sentido a la vez. </w:t>
+      </w:r>
+    </w:p>
+    <w:p>
+      <w:pPr>
+        <w:pStyle w:val="Prrafodelista"/>
+        <w:numPr>
+          <w:ilvl w:val="0"/>
+          <w:numId w:val="1"/>
+        </w:numPr>
+        <w:jc w:val="both"/>
+        <w:rPr>
+          <w:rFonts w:ascii="Times New Roman" w:hAnsi="Times New Roman" w:cs="Times New Roman"/>
+          <w:sz w:val="24"/>
+          <w:szCs w:val="24"/>
+        </w:rPr>
+      </w:pPr>
+      <w:r>
+        <w:rPr>
+          <w:rFonts w:ascii="Times New Roman" w:hAnsi="Times New Roman" w:cs="Times New Roman"/>
+          <w:sz w:val="24"/>
+          <w:szCs w:val="24"/>
+        </w:rPr>
+        <w:t>ADSL (</w:t>
+      </w:r>
+      <w:proofErr w:type="spellStart"/>
+      <w:r>
+        <w:rPr>
+          <w:rFonts w:ascii="Times New Roman" w:hAnsi="Times New Roman" w:cs="Times New Roman"/>
+          <w:sz w:val="24"/>
+          <w:szCs w:val="24"/>
+        </w:rPr>
+        <w:t>asymmetric</w:t>
+      </w:r>
+      <w:proofErr w:type="spellEnd"/>
+      <w:r>
+        <w:rPr>
+          <w:rFonts w:ascii="Times New Roman" w:hAnsi="Times New Roman" w:cs="Times New Roman"/>
+          <w:sz w:val="24"/>
+          <w:szCs w:val="24"/>
+        </w:rPr>
+        <w:t xml:space="preserve"> digital </w:t>
+      </w:r>
+      <w:proofErr w:type="spellStart"/>
+      <w:r>
+        <w:rPr>
+          <w:rFonts w:ascii="Times New Roman" w:hAnsi="Times New Roman" w:cs="Times New Roman"/>
+          <w:sz w:val="24"/>
+          <w:szCs w:val="24"/>
+        </w:rPr>
+        <w:t>subscriber</w:t>
+      </w:r>
+      <w:proofErr w:type="spellEnd"/>
+      <w:r>
+        <w:rPr>
+          <w:rFonts w:ascii="Times New Roman" w:hAnsi="Times New Roman" w:cs="Times New Roman"/>
+          <w:sz w:val="24"/>
+          <w:szCs w:val="24"/>
+        </w:rPr>
+        <w:t xml:space="preserve"> line): utilización de frecuencias distintas a las usadas para la voz gracias a un incremento en el ancho de banda. </w:t>
+      </w:r>
+    </w:p>
+    <w:p>
+      <w:pPr>
+        <w:pStyle w:val="Prrafodelista"/>
+        <w:jc w:val="both"/>
+        <w:rPr>
+          <w:rFonts w:ascii="Times New Roman" w:hAnsi="Times New Roman" w:cs="Times New Roman"/>
+          <w:sz w:val="24"/>
+          <w:szCs w:val="24"/>
+        </w:rPr>
+      </w:pPr>
+      <w:r>
+        <w:rPr>
+          <w:rFonts w:ascii="Times New Roman" w:hAnsi="Times New Roman" w:cs="Times New Roman"/>
+          <w:sz w:val="24"/>
+          <w:szCs w:val="24"/>
+        </w:rPr>
+        <w:t xml:space="preserve">Tenemos así varias zonas, la de voz, la de subida y la de bajada. Todo gracias a la </w:t>
+      </w:r>
+      <w:proofErr w:type="spellStart"/>
+      <w:r>
+        <w:rPr>
+          <w:rFonts w:ascii="Times New Roman" w:hAnsi="Times New Roman" w:cs="Times New Roman"/>
+          <w:sz w:val="24"/>
+          <w:szCs w:val="24"/>
+        </w:rPr>
+        <w:t>multiplexación</w:t>
+      </w:r>
+      <w:proofErr w:type="spellEnd"/>
+      <w:r>
+        <w:rPr>
+          <w:rFonts w:ascii="Times New Roman" w:hAnsi="Times New Roman" w:cs="Times New Roman"/>
+          <w:sz w:val="24"/>
+          <w:szCs w:val="24"/>
+        </w:rPr>
+        <w:t xml:space="preserve"> por división de frecuencia. Como la subida es mucho menor que la bajada, se llama asimétrico. </w:t>
+      </w:r>
+    </w:p>
+    <w:p>
+      <w:pPr>
+        <w:pStyle w:val="Prrafodelista"/>
+        <w:jc w:val="both"/>
+        <w:rPr>
+          <w:rFonts w:ascii="Times New Roman" w:hAnsi="Times New Roman" w:cs="Times New Roman"/>
+          <w:sz w:val="24"/>
+          <w:szCs w:val="24"/>
+        </w:rPr>
+      </w:pPr>
+      <w:r>
+        <w:rPr>
+          <w:rFonts w:ascii="Times New Roman" w:hAnsi="Times New Roman" w:cs="Times New Roman"/>
+          <w:noProof/>
+          <w:sz w:val="24"/>
+          <w:szCs w:val="24"/>
+          <w:lang w:eastAsia="es-ES"/>
+        </w:rPr>
+        <w:drawing>
+          <wp:inline distT="0" distB="0" distL="0" distR="0">
+            <wp:extent cx="4975860" cy="1287780"/>
+            <wp:effectExtent l="19050" t="0" r="0" b="0"/>
+            <wp:docPr id="2" name="Imagen 1"/>
+            <wp:cNvGraphicFramePr>
+              <a:graphicFrameLocks xmlns:a="http://schemas.openxmlformats.org/drawingml/2006/main" noChangeAspect="1"/>
+            </wp:cNvGraphicFramePr>
+            <a:graphic xmlns:a="http://schemas.openxmlformats.org/drawingml/2006/main">
+              <a:graphicData uri="http://schemas.openxmlformats.org/drawingml/2006/picture">
+                <pic:pic xmlns:pic="http://schemas.openxmlformats.org/drawingml/2006/picture">
+                  <pic:nvPicPr>
+                    <pic:cNvPr id="0" name="Picture 1"/>
+                    <pic:cNvPicPr>
+                      <a:picLocks noChangeAspect="1" noChangeArrowheads="1"/>
+                    </pic:cNvPicPr>
+                  </pic:nvPicPr>
+                  <pic:blipFill>
+                    <a:blip r:embed="rId9"/>
+                    <a:srcRect/>
+                    <a:stretch>
+                      <a:fillRect/>
+                    </a:stretch>
+                  </pic:blipFill>
+                  <pic:spPr bwMode="auto">
+                    <a:xfrm>
+                      <a:off x="0" y="0"/>
+                      <a:ext cx="4975860" cy="1287780"/>
+                    </a:xfrm>
+                    <a:prstGeom prst="rect">
+                      <a:avLst/>
+                    </a:prstGeom>
+                    <a:noFill/>
+                    <a:ln w="9525">
+                      <a:noFill/>
+                      <a:miter lim="800000"/>
+                      <a:headEnd/>
+                      <a:tailEnd/>
+                    </a:ln>
+                  </pic:spPr>
+                </pic:pic>
+              </a:graphicData>
+            </a:graphic>
+          </wp:inline>
+        </w:drawing>
+      </w:r>
+    </w:p>
+    <w:p>
+      <w:pPr>
+        <w:pStyle w:val="Prrafodelista"/>
+        <w:jc w:val="both"/>
+        <w:rPr>
+          <w:rFonts w:ascii="Times New Roman" w:hAnsi="Times New Roman" w:cs="Times New Roman"/>
+          <w:sz w:val="24"/>
+          <w:szCs w:val="24"/>
+        </w:rPr>
+      </w:pPr>
+    </w:p>
+    <w:p>
+      <w:pPr>
+        <w:pStyle w:val="Prrafodelista"/>
+        <w:numPr>
+          <w:ilvl w:val="0"/>
+          <w:numId w:val="1"/>
+        </w:numPr>
+        <w:jc w:val="both"/>
+        <w:rPr>
+          <w:rFonts w:ascii="Times New Roman" w:hAnsi="Times New Roman" w:cs="Times New Roman"/>
+          <w:sz w:val="24"/>
+          <w:szCs w:val="24"/>
+        </w:rPr>
+      </w:pPr>
+      <w:r>
+        <w:rPr>
+          <w:rFonts w:ascii="Times New Roman" w:hAnsi="Times New Roman" w:cs="Times New Roman"/>
+          <w:sz w:val="24"/>
+          <w:szCs w:val="24"/>
+        </w:rPr>
+        <w:t xml:space="preserve">Fibra óptica (FTTH, </w:t>
+      </w:r>
+      <w:proofErr w:type="spellStart"/>
+      <w:r>
+        <w:rPr>
+          <w:rFonts w:ascii="Times New Roman" w:hAnsi="Times New Roman" w:cs="Times New Roman"/>
+          <w:sz w:val="24"/>
+          <w:szCs w:val="24"/>
+        </w:rPr>
+        <w:t>fiber</w:t>
+      </w:r>
+      <w:proofErr w:type="spellEnd"/>
+      <w:r>
+        <w:rPr>
+          <w:rFonts w:ascii="Times New Roman" w:hAnsi="Times New Roman" w:cs="Times New Roman"/>
+          <w:sz w:val="24"/>
+          <w:szCs w:val="24"/>
+        </w:rPr>
+        <w:t xml:space="preserve"> </w:t>
+      </w:r>
+      <w:proofErr w:type="spellStart"/>
+      <w:r>
+        <w:rPr>
+          <w:rFonts w:ascii="Times New Roman" w:hAnsi="Times New Roman" w:cs="Times New Roman"/>
+          <w:sz w:val="24"/>
+          <w:szCs w:val="24"/>
+        </w:rPr>
+        <w:t>to</w:t>
+      </w:r>
+      <w:proofErr w:type="spellEnd"/>
+      <w:r>
+        <w:rPr>
+          <w:rFonts w:ascii="Times New Roman" w:hAnsi="Times New Roman" w:cs="Times New Roman"/>
+          <w:sz w:val="24"/>
+          <w:szCs w:val="24"/>
+        </w:rPr>
+        <w:t xml:space="preserve"> </w:t>
+      </w:r>
+      <w:proofErr w:type="spellStart"/>
+      <w:r>
+        <w:rPr>
+          <w:rFonts w:ascii="Times New Roman" w:hAnsi="Times New Roman" w:cs="Times New Roman"/>
+          <w:sz w:val="24"/>
+          <w:szCs w:val="24"/>
+        </w:rPr>
+        <w:t>the</w:t>
+      </w:r>
+      <w:proofErr w:type="spellEnd"/>
+      <w:r>
+        <w:rPr>
+          <w:rFonts w:ascii="Times New Roman" w:hAnsi="Times New Roman" w:cs="Times New Roman"/>
+          <w:sz w:val="24"/>
+          <w:szCs w:val="24"/>
+        </w:rPr>
+        <w:t xml:space="preserve"> home). Tiene mayor robustez y distancia entre centrales, ya que la luz está aislada y </w:t>
+      </w:r>
+      <w:r>
+        <w:rPr>
+          <w:rFonts w:ascii="Times New Roman" w:hAnsi="Times New Roman" w:cs="Times New Roman"/>
+          <w:sz w:val="24"/>
+          <w:szCs w:val="24"/>
+        </w:rPr>
+        <w:t>no necesita repetidores. Velocidades de hasta 10Gb/s.</w:t>
+      </w:r>
+    </w:p>
+    <w:p>
+      <w:pPr>
+        <w:pStyle w:val="Prrafodelista"/>
+        <w:numPr>
+          <w:ilvl w:val="0"/>
+          <w:numId w:val="1"/>
+        </w:numPr>
+        <w:jc w:val="both"/>
+        <w:rPr>
+          <w:rFonts w:ascii="Times New Roman" w:hAnsi="Times New Roman" w:cs="Times New Roman"/>
+          <w:sz w:val="24"/>
+          <w:szCs w:val="24"/>
+        </w:rPr>
+      </w:pPr>
+      <w:r>
+        <w:rPr>
+          <w:rFonts w:ascii="Times New Roman" w:hAnsi="Times New Roman" w:cs="Times New Roman"/>
+          <w:sz w:val="24"/>
+          <w:szCs w:val="24"/>
+        </w:rPr>
+        <w:t xml:space="preserve">5G: para el servicio fuera de casa. Cada versión de tecnología recibe numeración de una generación nueva. Velocidades de hasta 100Mb/s para 1M de dispositivos por km cuadrado, siendo suficiente para ciudades. </w:t>
+      </w:r>
+    </w:p>
+    <w:p>
+      <w:pPr>
+        <w:pStyle w:val="Prrafodelista"/>
+        <w:numPr>
+          <w:ilvl w:val="0"/>
+          <w:numId w:val="1"/>
+        </w:numPr>
+        <w:jc w:val="both"/>
+        <w:rPr>
+          <w:rFonts w:ascii="Times New Roman" w:hAnsi="Times New Roman" w:cs="Times New Roman"/>
+          <w:sz w:val="24"/>
+          <w:szCs w:val="24"/>
+        </w:rPr>
+      </w:pPr>
+      <w:r>
+        <w:rPr>
+          <w:rFonts w:ascii="Times New Roman" w:hAnsi="Times New Roman" w:cs="Times New Roman"/>
+          <w:sz w:val="24"/>
+          <w:szCs w:val="24"/>
+        </w:rPr>
+        <w:t xml:space="preserve">Redes satelitales: para dar servicio donde las otras tecnologías (5G/fibra) no llegan. </w:t>
+      </w:r>
+      <w:proofErr w:type="spellStart"/>
+      <w:r>
+        <w:rPr>
+          <w:rFonts w:ascii="Times New Roman" w:hAnsi="Times New Roman" w:cs="Times New Roman"/>
+          <w:sz w:val="24"/>
+          <w:szCs w:val="24"/>
+        </w:rPr>
+        <w:t>Starlink</w:t>
+      </w:r>
+      <w:proofErr w:type="spellEnd"/>
+      <w:r>
+        <w:rPr>
+          <w:rFonts w:ascii="Times New Roman" w:hAnsi="Times New Roman" w:cs="Times New Roman"/>
+          <w:sz w:val="24"/>
+          <w:szCs w:val="24"/>
+        </w:rPr>
+        <w:t xml:space="preserve"> uso 10000 satélites en 2026, creando una red similar a 5G para conectar clientes con conexiones punto a punto con estaciones en tierra. Menor rendimiento que 5G, pero con cobertura mundial. </w:t>
+      </w:r>
+    </w:p>
+    <w:p>
+      <w:pPr>
+        <w:pStyle w:val="Prrafodelista"/>
+        <w:numPr>
+          <w:ilvl w:val="0"/>
+          <w:numId w:val="1"/>
+        </w:numPr>
+        <w:jc w:val="both"/>
+        <w:rPr>
+          <w:rFonts w:ascii="Times New Roman" w:hAnsi="Times New Roman" w:cs="Times New Roman"/>
+          <w:sz w:val="24"/>
+          <w:szCs w:val="24"/>
+        </w:rPr>
+      </w:pPr>
+      <w:r>
+        <w:rPr>
+          <w:rFonts w:ascii="Times New Roman" w:hAnsi="Times New Roman" w:cs="Times New Roman"/>
+          <w:sz w:val="24"/>
+          <w:szCs w:val="24"/>
+        </w:rPr>
+        <w:t xml:space="preserve">WIFI y Ethernet: protocolos para conectar el dispositivo final al </w:t>
+      </w:r>
+      <w:proofErr w:type="spellStart"/>
+      <w:r>
+        <w:rPr>
+          <w:rFonts w:ascii="Times New Roman" w:hAnsi="Times New Roman" w:cs="Times New Roman"/>
+          <w:sz w:val="24"/>
+          <w:szCs w:val="24"/>
+        </w:rPr>
+        <w:t>Router</w:t>
+      </w:r>
+      <w:proofErr w:type="spellEnd"/>
+      <w:r>
+        <w:rPr>
+          <w:rFonts w:ascii="Times New Roman" w:hAnsi="Times New Roman" w:cs="Times New Roman"/>
+          <w:sz w:val="24"/>
+          <w:szCs w:val="24"/>
+        </w:rPr>
+        <w:t xml:space="preserve">. </w:t>
+      </w:r>
+    </w:p>
+    <w:p>
+      <w:pPr>
+        <w:pStyle w:val="Prrafodelista"/>
+        <w:jc w:val="both"/>
+        <w:rPr>
+          <w:rFonts w:ascii="Times New Roman" w:hAnsi="Times New Roman" w:cs="Times New Roman"/>
+          <w:sz w:val="24"/>
+          <w:szCs w:val="24"/>
+        </w:rPr>
+      </w:pPr>
+      <w:r>
+        <w:rPr>
+          <w:rFonts w:ascii="Times New Roman" w:hAnsi="Times New Roman" w:cs="Times New Roman"/>
+          <w:sz w:val="24"/>
+          <w:szCs w:val="24"/>
+        </w:rPr>
+        <w:t xml:space="preserve">+ Ethernet: redes de área local con cableado UTP de cobre y conectores RJ45, pero algunos llegan a usar fibra. Conexiones punto a punto distribuidas con </w:t>
+      </w:r>
+      <w:proofErr w:type="spellStart"/>
+      <w:r>
+        <w:rPr>
+          <w:rFonts w:ascii="Times New Roman" w:hAnsi="Times New Roman" w:cs="Times New Roman"/>
+          <w:sz w:val="24"/>
+          <w:szCs w:val="24"/>
+        </w:rPr>
+        <w:t>switches</w:t>
+      </w:r>
+      <w:proofErr w:type="spellEnd"/>
+      <w:r>
+        <w:rPr>
+          <w:rFonts w:ascii="Times New Roman" w:hAnsi="Times New Roman" w:cs="Times New Roman"/>
+          <w:sz w:val="24"/>
+          <w:szCs w:val="24"/>
+        </w:rPr>
+        <w:t xml:space="preserve">. </w:t>
+      </w:r>
+    </w:p>
+    <w:p>
+      <w:pPr>
+        <w:pStyle w:val="Prrafodelista"/>
+        <w:jc w:val="both"/>
+        <w:rPr>
+          <w:rFonts w:ascii="Times New Roman" w:hAnsi="Times New Roman" w:cs="Times New Roman"/>
+          <w:sz w:val="24"/>
+          <w:szCs w:val="24"/>
+        </w:rPr>
+      </w:pPr>
+      <w:r>
+        <w:rPr>
+          <w:rFonts w:ascii="Times New Roman" w:hAnsi="Times New Roman" w:cs="Times New Roman"/>
+          <w:sz w:val="24"/>
+          <w:szCs w:val="24"/>
+        </w:rPr>
+        <w:t xml:space="preserve">+ WIFI: redes de área local inalámbrica. Alcance a decenas de metros a través de microondas en un medio compartido, lo que produce más colisiones. </w:t>
+      </w:r>
     </w:p>
     <w:sectPr>
       <w:pgSz w:w="11906" w:h="16838"/>
